--- a/public/templates/admin/word/order.docx
+++ b/public/templates/admin/word/order.docx
@@ -241,7 +241,35 @@
             <w:rFonts w:hint="cs"/>
             <w:cs/>
           </w:rPr>
+          <w:fldChar w:fldCharType="begin"/>
+        </w:r>
+        <w:r>
+          <w:rPr>
+            <w:rFonts w:hint="cs"/>
+            <w:cs/>
+          </w:rPr>
+          <w:instrText xml:space="preserve"> PAGE \* ThaiArabic </w:instrText>
+        </w:r>
+        <w:r>
+          <w:rPr>
+            <w:rFonts w:hint="cs"/>
+            <w:cs/>
+          </w:rPr>
+          <w:fldChar w:fldCharType="separate"/>
+        </w:r>
+        <w:r>
+          <w:rPr>
+            <w:rFonts w:hint="cs"/>
+            <w:cs/>
+          </w:rPr>
           <w:t>๒</w:t>
+        </w:r>
+        <w:r>
+          <w:rPr>
+            <w:rFonts w:hint="cs"/>
+            <w:cs/>
+          </w:rPr>
+          <w:fldChar w:fldCharType="end"/>
         </w:r>
       </w:p>
     </w:sdtContent>
